--- a/klagomålsmail/A 63190-2025 FSC-klagomål mail.docx
+++ b/klagomålsmail/A 63190-2025 FSC-klagomål mail.docx
@@ -11,7 +11,7 @@
     </w:p>
     <w:p>
       <w:r>
-        <w:t>Vi vill informera om att det i och inom 24 meter från avverkningsanmälan A 63190-2025 i Jokkmokks kommun har hittats 16 naturvårdsarter varav 14 är rödlistade.</w:t>
+        <w:t>Vi vill informera om att det i och inom 24 meter från avverkningsanmälan A 63190-2025 i Jokkmokks kommun har hittats 18 naturvårdsarter varav 16 är rödlistade.</w:t>
       </w:r>
     </w:p>
     <w:p>

--- a/klagomålsmail/A 63190-2025 FSC-klagomål mail.docx
+++ b/klagomålsmail/A 63190-2025 FSC-klagomål mail.docx
@@ -11,7 +11,7 @@
     </w:p>
     <w:p>
       <w:r>
-        <w:t>Vi vill informera om att det i och inom 24 meter från avverkningsanmälan A 63190-2025 i Jokkmokks kommun har hittats 18 naturvårdsarter varav 16 är rödlistade.</w:t>
+        <w:t>Vi vill informera om att det i och inom 24 meter från avverkningsanmälan A 63190-2025 i Jokkmokks kommun har hittats 19 naturvårdsarter varav 17 är rödlistade.</w:t>
       </w:r>
     </w:p>
     <w:p>

--- a/klagomålsmail/A 63190-2025 FSC-klagomål mail.docx
+++ b/klagomålsmail/A 63190-2025 FSC-klagomål mail.docx
@@ -11,7 +11,7 @@
     </w:p>
     <w:p>
       <w:r>
-        <w:t>Vi vill informera om att det i och inom 24 meter från avverkningsanmälan A 63190-2025 i Jokkmokks kommun har hittats 19 naturvårdsarter varav 17 är rödlistade.</w:t>
+        <w:t>Vi vill informera om att det i och inom 24 meter från avverkningsanmälan A 63190-2025 i Jokkmokks kommun har hittats 20 naturvårdsarter varav 18 är rödlistade.</w:t>
       </w:r>
     </w:p>
     <w:p>
